--- a/manuscript/supplement_CRST.docx
+++ b/manuscript/supplement_CRST.docx
@@ -64,7 +64,7 @@
     </w:p>
     <w:p>
       <w:r>
-        <w:t>The consolidated ledger contains 233 records: not_recovered=130, verified=102, no_path=1. Each locally retained record includes a path, size, checksum, retrieval time, request context where applicable, and usage-conditions reference. Records marked not_recovered are historical child-worker scratch captures, not quantitative inputs. Quantitative inputs and redistributable evidence are retained in verified repository snapshots; non-redistributed third-party documents remain identified by provenance metadata.</w:t>
+        <w:t>The consolidated ledger contains 239 records: not_recovered=130, verified=108, no_path=1. Each locally retained record includes a path, size, checksum, retrieval time, request context where applicable, and usage-conditions reference. Records marked not_recovered are historical child-worker scratch captures, not quantitative inputs. Quantitative inputs and redistributable evidence are retained in verified repository snapshots; non-redistributed third-party documents remain identified by provenance metadata.</w:t>
       </w:r>
     </w:p>
     <w:p>
